--- a/smart_garden_report/Smart_garden_report.docx
+++ b/smart_garden_report/Smart_garden_report.docx
@@ -2468,6 +2468,9 @@
     </w:p>
     <w:p>
       <w:r>
+        <w:rPr>
+          <w:noProof/>
+        </w:rPr>
         <w:lastRenderedPageBreak/>
         <w:drawing>
           <wp:anchor distT="0" distB="0" distL="114300" distR="114300" simplePos="0" relativeHeight="251681792" behindDoc="0" locked="0" layoutInCell="1" allowOverlap="1" wp14:anchorId="748FC2BC" wp14:editId="23D08E0A">
@@ -9325,8 +9328,7 @@
     </w:p>
     <w:p>
       <w:pPr>
-        <w:pStyle w:val="Caption"/>
-        <w:jc w:val="both"/>
+        <w:pStyle w:val="Heading2"/>
       </w:pPr>
       <w:r>
         <w:rPr>
@@ -9336,7 +9338,7 @@
         <mc:AlternateContent>
           <mc:Choice Requires="wps">
             <w:drawing>
-              <wp:anchor distT="0" distB="0" distL="114300" distR="114300" simplePos="0" relativeHeight="251672576" behindDoc="0" locked="0" layoutInCell="1" allowOverlap="1" wp14:anchorId="499D30E4" wp14:editId="32B02981">
+              <wp:anchor distT="0" distB="0" distL="114300" distR="114300" simplePos="0" relativeHeight="251672576" behindDoc="0" locked="0" layoutInCell="1" allowOverlap="1" wp14:anchorId="499D30E4" wp14:editId="52D70322">
                 <wp:simplePos x="0" y="0"/>
                 <wp:positionH relativeFrom="column">
                   <wp:posOffset>1339215</wp:posOffset>
@@ -9506,21 +9508,7 @@
                           <w:sz w:val="26"/>
                           <w:szCs w:val="26"/>
                         </w:rPr>
-                        <w:t xml:space="preserve"> </w:t>
-                      </w:r>
-                      <w:r>
-                        <w:rPr>
-                          <w:sz w:val="26"/>
-                          <w:szCs w:val="26"/>
-                        </w:rPr>
-                        <w:t xml:space="preserve">VĐK ở chế độ active và RA-02 ở chế độ </w:t>
-                      </w:r>
-                      <w:r>
-                        <w:rPr>
-                          <w:sz w:val="26"/>
-                          <w:szCs w:val="26"/>
-                        </w:rPr>
-                        <w:t>transmit</w:t>
+                        <w:t xml:space="preserve"> VĐK ở chế độ active và RA-02 ở chế độ transmit</w:t>
                       </w:r>
                     </w:p>
                   </w:txbxContent>
@@ -9534,7 +9522,6 @@
       <w:r>
         <w:rPr>
           <w:noProof/>
-          <w:sz w:val="26"/>
           <w:szCs w:val="26"/>
         </w:rPr>
         <w:drawing>
@@ -9591,7 +9578,409 @@
         </w:drawing>
       </w:r>
       <w:r>
-        <w:t>23</w:t>
+        <w:t xml:space="preserve"> Đánh giá hiệu quả chuyển đổi năng lượng của mạch nguồn</w:t>
+      </w:r>
+    </w:p>
+    <w:p>
+      <w:pPr>
+        <w:ind w:firstLine="360"/>
+        <w:jc w:val="both"/>
+      </w:pPr>
+      <w:r>
+        <w:drawing>
+          <wp:anchor distT="0" distB="0" distL="114300" distR="114300" simplePos="0" relativeHeight="251682816" behindDoc="0" locked="0" layoutInCell="1" allowOverlap="1" wp14:anchorId="1A09E8D1" wp14:editId="0587B02F">
+            <wp:simplePos x="0" y="0"/>
+            <wp:positionH relativeFrom="margin">
+              <wp:align>center</wp:align>
+            </wp:positionH>
+            <wp:positionV relativeFrom="paragraph">
+              <wp:posOffset>1021715</wp:posOffset>
+            </wp:positionV>
+            <wp:extent cx="4140200" cy="3070648"/>
+            <wp:effectExtent l="0" t="0" r="0" b="0"/>
+            <wp:wrapTopAndBottom/>
+            <wp:docPr id="3" name="Picture 3"/>
+            <wp:cNvGraphicFramePr>
+              <a:graphicFrameLocks xmlns:a="http://schemas.openxmlformats.org/drawingml/2006/main" noChangeAspect="1"/>
+            </wp:cNvGraphicFramePr>
+            <a:graphic xmlns:a="http://schemas.openxmlformats.org/drawingml/2006/main">
+              <a:graphicData uri="http://schemas.openxmlformats.org/drawingml/2006/picture">
+                <pic:pic xmlns:pic="http://schemas.openxmlformats.org/drawingml/2006/picture">
+                  <pic:nvPicPr>
+                    <pic:cNvPr id="1" name=""/>
+                    <pic:cNvPicPr/>
+                  </pic:nvPicPr>
+                  <pic:blipFill>
+                    <a:blip r:embed="rId22" cstate="print">
+                      <a:extLst>
+                        <a:ext uri="{28A0092B-C50C-407E-A947-70E740481C1C}">
+                          <a14:useLocalDpi xmlns:a14="http://schemas.microsoft.com/office/drawing/2010/main" val="0"/>
+                        </a:ext>
+                      </a:extLst>
+                    </a:blip>
+                    <a:stretch>
+                      <a:fillRect/>
+                    </a:stretch>
+                  </pic:blipFill>
+                  <pic:spPr>
+                    <a:xfrm>
+                      <a:off x="0" y="0"/>
+                      <a:ext cx="4140200" cy="3070648"/>
+                    </a:xfrm>
+                    <a:prstGeom prst="rect">
+                      <a:avLst/>
+                    </a:prstGeom>
+                  </pic:spPr>
+                </pic:pic>
+              </a:graphicData>
+            </a:graphic>
+          </wp:anchor>
+        </w:drawing>
+      </w:r>
+      <w:r>
+        <w:t>Nguồn điện sử dụng cho các node là pin Lithium 18650 có điện áp danh định 3,7V; sạc đầy 4,2V, xả cạn 2,7V. Hiệu suất mạch buck-boost được đánh giá thông qua thực nghiệm, với điều kiện node lắng nghe liên tục (I =50mA).</w:t>
+      </w:r>
+    </w:p>
+    <w:tbl>
+      <w:tblPr>
+        <w:tblStyle w:val="TableGrid"/>
+        <w:tblW w:w="0" w:type="auto"/>
+        <w:tblLook w:val="04A0" w:firstRow="1" w:lastRow="0" w:firstColumn="1" w:lastColumn="0" w:noHBand="0" w:noVBand="1"/>
+      </w:tblPr>
+      <w:tblGrid>
+        <w:gridCol w:w="2244"/>
+        <w:gridCol w:w="2244"/>
+        <w:gridCol w:w="2244"/>
+        <w:gridCol w:w="2244"/>
+      </w:tblGrid>
+      <w:tr>
+        <w:trPr>
+          <w:trHeight w:val="612"/>
+        </w:trPr>
+        <w:tc>
+          <w:tcPr>
+            <w:tcW w:w="2244" w:type="dxa"/>
+          </w:tcPr>
+          <w:p>
+            <w:r>
+              <w:lastRenderedPageBreak/>
+              <w:t>Điện áp đầu cung cấp (V)</w:t>
+            </w:r>
+          </w:p>
+        </w:tc>
+        <w:tc>
+          <w:tcPr>
+            <w:tcW w:w="2244" w:type="dxa"/>
+          </w:tcPr>
+          <w:p>
+            <w:r>
+              <w:t>Công suất tiêu thụ (mW)</w:t>
+            </w:r>
+          </w:p>
+        </w:tc>
+        <w:tc>
+          <w:tcPr>
+            <w:tcW w:w="2244" w:type="dxa"/>
+          </w:tcPr>
+          <w:p>
+            <w:r>
+              <w:t>Dòng tiêu thụ</w:t>
+            </w:r>
+          </w:p>
+          <w:p>
+            <w:r>
+              <w:t>(mA)</w:t>
+            </w:r>
+          </w:p>
+        </w:tc>
+        <w:tc>
+          <w:tcPr>
+            <w:tcW w:w="2244" w:type="dxa"/>
+          </w:tcPr>
+          <w:p>
+            <w:r>
+              <w:t>Hiệu suất</w:t>
+            </w:r>
+          </w:p>
+        </w:tc>
+      </w:tr>
+      <w:tr>
+        <w:trPr>
+          <w:trHeight w:val="317"/>
+        </w:trPr>
+        <w:tc>
+          <w:tcPr>
+            <w:tcW w:w="2244" w:type="dxa"/>
+          </w:tcPr>
+          <w:p>
+            <w:r>
+              <w:t>2.7</w:t>
+            </w:r>
+          </w:p>
+        </w:tc>
+        <w:tc>
+          <w:tcPr>
+            <w:tcW w:w="2244" w:type="dxa"/>
+          </w:tcPr>
+          <w:p>
+            <w:r>
+              <w:t>184</w:t>
+            </w:r>
+          </w:p>
+        </w:tc>
+        <w:tc>
+          <w:tcPr>
+            <w:tcW w:w="2244" w:type="dxa"/>
+          </w:tcPr>
+          <w:p>
+            <w:r>
+              <w:t>68</w:t>
+            </w:r>
+          </w:p>
+        </w:tc>
+        <w:tc>
+          <w:tcPr>
+            <w:tcW w:w="2244" w:type="dxa"/>
+          </w:tcPr>
+          <w:p>
+            <w:r>
+              <w:t>89%</w:t>
+            </w:r>
+          </w:p>
+        </w:tc>
+      </w:tr>
+      <w:tr>
+        <w:trPr>
+          <w:trHeight w:val="295"/>
+        </w:trPr>
+        <w:tc>
+          <w:tcPr>
+            <w:tcW w:w="2244" w:type="dxa"/>
+          </w:tcPr>
+          <w:p>
+            <w:r>
+              <w:t>3.0</w:t>
+            </w:r>
+          </w:p>
+        </w:tc>
+        <w:tc>
+          <w:tcPr>
+            <w:tcW w:w="2244" w:type="dxa"/>
+          </w:tcPr>
+          <w:p>
+            <w:r>
+              <w:t>185</w:t>
+            </w:r>
+          </w:p>
+        </w:tc>
+        <w:tc>
+          <w:tcPr>
+            <w:tcW w:w="2244" w:type="dxa"/>
+          </w:tcPr>
+          <w:p>
+            <w:r>
+              <w:t>62</w:t>
+            </w:r>
+          </w:p>
+        </w:tc>
+        <w:tc>
+          <w:tcPr>
+            <w:tcW w:w="2244" w:type="dxa"/>
+          </w:tcPr>
+          <w:p>
+            <w:r>
+              <w:t>89%</w:t>
+            </w:r>
+          </w:p>
+        </w:tc>
+      </w:tr>
+      <w:tr>
+        <w:trPr>
+          <w:trHeight w:val="317"/>
+        </w:trPr>
+        <w:tc>
+          <w:tcPr>
+            <w:tcW w:w="2244" w:type="dxa"/>
+          </w:tcPr>
+          <w:p>
+            <w:r>
+              <w:t>3.3</w:t>
+            </w:r>
+          </w:p>
+        </w:tc>
+        <w:tc>
+          <w:tcPr>
+            <w:tcW w:w="2244" w:type="dxa"/>
+          </w:tcPr>
+          <w:p>
+            <w:r>
+              <w:t>185</w:t>
+            </w:r>
+          </w:p>
+        </w:tc>
+        <w:tc>
+          <w:tcPr>
+            <w:tcW w:w="2244" w:type="dxa"/>
+          </w:tcPr>
+          <w:p>
+            <w:r>
+              <w:t>56</w:t>
+            </w:r>
+          </w:p>
+        </w:tc>
+        <w:tc>
+          <w:tcPr>
+            <w:tcW w:w="2244" w:type="dxa"/>
+          </w:tcPr>
+          <w:p>
+            <w:r>
+              <w:t>89%</w:t>
+            </w:r>
+          </w:p>
+        </w:tc>
+      </w:tr>
+      <w:tr>
+        <w:trPr>
+          <w:trHeight w:val="295"/>
+        </w:trPr>
+        <w:tc>
+          <w:tcPr>
+            <w:tcW w:w="2244" w:type="dxa"/>
+          </w:tcPr>
+          <w:p>
+            <w:r>
+              <w:t>3.6</w:t>
+            </w:r>
+          </w:p>
+        </w:tc>
+        <w:tc>
+          <w:tcPr>
+            <w:tcW w:w="2244" w:type="dxa"/>
+          </w:tcPr>
+          <w:p>
+            <w:r>
+              <w:t>184</w:t>
+            </w:r>
+          </w:p>
+        </w:tc>
+        <w:tc>
+          <w:tcPr>
+            <w:tcW w:w="2244" w:type="dxa"/>
+          </w:tcPr>
+          <w:p>
+            <w:r>
+              <w:t>51</w:t>
+            </w:r>
+          </w:p>
+        </w:tc>
+        <w:tc>
+          <w:tcPr>
+            <w:tcW w:w="2244" w:type="dxa"/>
+          </w:tcPr>
+          <w:p>
+            <w:r>
+              <w:t>89%</w:t>
+            </w:r>
+          </w:p>
+        </w:tc>
+      </w:tr>
+      <w:tr>
+        <w:trPr>
+          <w:trHeight w:val="317"/>
+        </w:trPr>
+        <w:tc>
+          <w:tcPr>
+            <w:tcW w:w="2244" w:type="dxa"/>
+          </w:tcPr>
+          <w:p>
+            <w:r>
+              <w:t>3.9</w:t>
+            </w:r>
+          </w:p>
+        </w:tc>
+        <w:tc>
+          <w:tcPr>
+            <w:tcW w:w="2244" w:type="dxa"/>
+          </w:tcPr>
+          <w:p>
+            <w:r>
+              <w:t>184</w:t>
+            </w:r>
+          </w:p>
+        </w:tc>
+        <w:tc>
+          <w:tcPr>
+            <w:tcW w:w="2244" w:type="dxa"/>
+          </w:tcPr>
+          <w:p>
+            <w:r>
+              <w:t>46</w:t>
+            </w:r>
+          </w:p>
+        </w:tc>
+        <w:tc>
+          <w:tcPr>
+            <w:tcW w:w="2244" w:type="dxa"/>
+          </w:tcPr>
+          <w:p>
+            <w:r>
+              <w:t>89%</w:t>
+            </w:r>
+          </w:p>
+        </w:tc>
+      </w:tr>
+      <w:tr>
+        <w:trPr>
+          <w:trHeight w:val="295"/>
+        </w:trPr>
+        <w:tc>
+          <w:tcPr>
+            <w:tcW w:w="2244" w:type="dxa"/>
+          </w:tcPr>
+          <w:p>
+            <w:r>
+              <w:t>4.2</w:t>
+            </w:r>
+          </w:p>
+        </w:tc>
+        <w:tc>
+          <w:tcPr>
+            <w:tcW w:w="2244" w:type="dxa"/>
+          </w:tcPr>
+          <w:p>
+            <w:r>
+              <w:t>172</w:t>
+            </w:r>
+          </w:p>
+        </w:tc>
+        <w:tc>
+          <w:tcPr>
+            <w:tcW w:w="2244" w:type="dxa"/>
+          </w:tcPr>
+          <w:p>
+            <w:r>
+              <w:t>41</w:t>
+            </w:r>
+          </w:p>
+        </w:tc>
+        <w:tc>
+          <w:tcPr>
+            <w:tcW w:w="2244" w:type="dxa"/>
+          </w:tcPr>
+          <w:p>
+            <w:r>
+              <w:t>95%</w:t>
+            </w:r>
+          </w:p>
+        </w:tc>
+      </w:tr>
+    </w:tbl>
+    <w:p>
+      <w:pPr>
+        <w:ind w:firstLine="360"/>
+      </w:pPr>
+      <w:r>
+        <w:t>Như vậy, có thể thấy hiệu suất thực nghiệm sát với datasheet do hãng cung cấp.</w:t>
       </w:r>
     </w:p>
     <w:p>
@@ -9599,7 +9988,7 @@
         <w:pStyle w:val="Heading2"/>
       </w:pPr>
       <w:r>
-        <w:t xml:space="preserve">  </w:t>
+        <w:t xml:space="preserve"> </w:t>
       </w:r>
       <w:r>
         <w:t xml:space="preserve">Đánh giá các tính năng </w:t>
@@ -9937,7 +10326,7 @@
                     <pic:cNvPicPr/>
                   </pic:nvPicPr>
                   <pic:blipFill>
-                    <a:blip r:embed="rId22">
+                    <a:blip r:embed="rId23">
                       <a:extLst>
                         <a:ext uri="{28A0092B-C50C-407E-A947-70E740481C1C}">
                           <a14:useLocalDpi xmlns:a14="http://schemas.microsoft.com/office/drawing/2010/main" val="0"/>
@@ -10199,7 +10588,7 @@
                     <pic:cNvPicPr/>
                   </pic:nvPicPr>
                   <pic:blipFill>
-                    <a:blip r:embed="rId23">
+                    <a:blip r:embed="rId24">
                       <a:extLst>
                         <a:ext uri="{28A0092B-C50C-407E-A947-70E740481C1C}">
                           <a14:useLocalDpi xmlns:a14="http://schemas.microsoft.com/office/drawing/2010/main" val="0"/>
@@ -10242,7 +10631,7 @@
       </w:r>
     </w:p>
     <w:sectPr>
-      <w:footerReference w:type="default" r:id="rId24"/>
+      <w:footerReference w:type="default" r:id="rId25"/>
       <w:pgSz w:w="12240" w:h="15840"/>
       <w:pgMar w:top="1440" w:right="1440" w:bottom="1440" w:left="1440" w:header="720" w:footer="720" w:gutter="0"/>
       <w:cols w:space="720"/>
@@ -15434,6 +15823,7 @@
   <w:style w:type="character" w:default="1" w:styleId="DefaultParagraphFont">
     <w:name w:val="Default Paragraph Font"/>
     <w:uiPriority w:val="1"/>
+    <w:semiHidden/>
     <w:unhideWhenUsed/>
   </w:style>
   <w:style w:type="table" w:default="1" w:styleId="TableNormal">
@@ -16331,6 +16721,10 @@
 </file>
 
 <file path=customXml/item1.xml><?xml version="1.0" encoding="utf-8"?>
+<b:Sources xmlns:b="http://schemas.openxmlformats.org/officeDocument/2006/bibliography" xmlns="http://schemas.openxmlformats.org/officeDocument/2006/bibliography" SelectedStyle="\APASixthEditionOfficeOnline.xsl" StyleName="APA" Version="6"/>
+</file>
+
+<file path=customXml/item2.xml><?xml version="1.0" encoding="utf-8"?>
 <ct:contentTypeSchema xmlns:ct="http://schemas.microsoft.com/office/2006/metadata/contentType" xmlns:ma="http://schemas.microsoft.com/office/2006/metadata/properties/metaAttributes" ct:_="" ma:_="" ma:contentTypeName="Document" ma:contentTypeID="0x01010064038030F2EDDF4D9E0A21659ADF23F7" ma:contentTypeVersion="3" ma:contentTypeDescription="Create a new document." ma:contentTypeScope="" ma:versionID="6daba3d55157332b7947342f61939c9b">
   <xsd:schema xmlns:xsd="http://www.w3.org/2001/XMLSchema" xmlns:xs="http://www.w3.org/2001/XMLSchema" xmlns:p="http://schemas.microsoft.com/office/2006/metadata/properties" xmlns:ns2="d380766c-e246-46a4-9890-3a3b0d774453" targetNamespace="http://schemas.microsoft.com/office/2006/metadata/properties" ma:root="true" ma:fieldsID="6f9550b743b43933fa5beadc45ecd27f" ns2:_="">
     <xsd:import namespace="d380766c-e246-46a4-9890-3a3b0d774453"/>
@@ -16468,11 +16862,13 @@
 </ct:contentTypeSchema>
 </file>
 
-<file path=customXml/item2.xml><?xml version="1.0" encoding="utf-8"?>
-<b:Sources xmlns:b="http://schemas.openxmlformats.org/officeDocument/2006/bibliography" xmlns="http://schemas.openxmlformats.org/officeDocument/2006/bibliography" SelectedStyle="\APASixthEditionOfficeOnline.xsl" StyleName="APA" Version="6"/>
+<file path=customXml/item3.xml><?xml version="1.0" encoding="utf-8"?>
+<p:properties xmlns:p="http://schemas.microsoft.com/office/2006/metadata/properties" xmlns:xsi="http://www.w3.org/2001/XMLSchema-instance" xmlns:pc="http://schemas.microsoft.com/office/infopath/2007/PartnerControls">
+  <documentManagement/>
+</p:properties>
 </file>
 
-<file path=customXml/item3.xml><?xml version="1.0" encoding="utf-8"?>
+<file path=customXml/item4.xml><?xml version="1.0" encoding="utf-8"?>
 <?mso-contentType ?>
 <FormTemplates xmlns="http://schemas.microsoft.com/sharepoint/v3/contenttype/forms">
   <Display>DocumentLibraryForm</Display>
@@ -16481,13 +16877,15 @@
 </FormTemplates>
 </file>
 
-<file path=customXml/item4.xml><?xml version="1.0" encoding="utf-8"?>
-<p:properties xmlns:p="http://schemas.microsoft.com/office/2006/metadata/properties" xmlns:xsi="http://www.w3.org/2001/XMLSchema-instance" xmlns:pc="http://schemas.microsoft.com/office/infopath/2007/PartnerControls">
-  <documentManagement/>
-</p:properties>
+<file path=customXml/itemProps1.xml><?xml version="1.0" encoding="utf-8"?>
+<ds:datastoreItem xmlns:ds="http://schemas.openxmlformats.org/officeDocument/2006/customXml" ds:itemID="{C3CB6731-E1E3-45F8-BE3F-7F8B7967A43A}">
+  <ds:schemaRefs>
+    <ds:schemaRef ds:uri="http://schemas.openxmlformats.org/officeDocument/2006/bibliography"/>
+  </ds:schemaRefs>
+</ds:datastoreItem>
 </file>
 
-<file path=customXml/itemProps1.xml><?xml version="1.0" encoding="utf-8"?>
+<file path=customXml/itemProps2.xml><?xml version="1.0" encoding="utf-8"?>
 <ds:datastoreItem xmlns:ds="http://schemas.openxmlformats.org/officeDocument/2006/customXml" ds:itemID="{C89CB627-4FCE-481D-A040-914637526584}">
   <ds:schemaRefs>
     <ds:schemaRef ds:uri="http://schemas.microsoft.com/office/2006/metadata/contentType"/>
@@ -16505,27 +16903,19 @@
 </ds:datastoreItem>
 </file>
 
-<file path=customXml/itemProps2.xml><?xml version="1.0" encoding="utf-8"?>
-<ds:datastoreItem xmlns:ds="http://schemas.openxmlformats.org/officeDocument/2006/customXml" ds:itemID="{C3CB6731-E1E3-45F8-BE3F-7F8B7967A43A}">
-  <ds:schemaRefs>
-    <ds:schemaRef ds:uri="http://schemas.openxmlformats.org/officeDocument/2006/bibliography"/>
-  </ds:schemaRefs>
-</ds:datastoreItem>
-</file>
-
 <file path=customXml/itemProps3.xml><?xml version="1.0" encoding="utf-8"?>
-<ds:datastoreItem xmlns:ds="http://schemas.openxmlformats.org/officeDocument/2006/customXml" ds:itemID="{A9239D97-4D75-41F8-9229-D418F1604D4B}">
-  <ds:schemaRefs>
-    <ds:schemaRef ds:uri="http://schemas.microsoft.com/sharepoint/v3/contenttype/forms"/>
-  </ds:schemaRefs>
-</ds:datastoreItem>
-</file>
-
-<file path=customXml/itemProps4.xml><?xml version="1.0" encoding="utf-8"?>
 <ds:datastoreItem xmlns:ds="http://schemas.openxmlformats.org/officeDocument/2006/customXml" ds:itemID="{2C8AEA51-D88B-443F-9ABA-3C31120F8177}">
   <ds:schemaRefs>
     <ds:schemaRef ds:uri="http://schemas.microsoft.com/office/2006/metadata/properties"/>
     <ds:schemaRef ds:uri="http://schemas.microsoft.com/office/infopath/2007/PartnerControls"/>
   </ds:schemaRefs>
 </ds:datastoreItem>
+</file>
+
+<file path=customXml/itemProps4.xml><?xml version="1.0" encoding="utf-8"?>
+<ds:datastoreItem xmlns:ds="http://schemas.openxmlformats.org/officeDocument/2006/customXml" ds:itemID="{A9239D97-4D75-41F8-9229-D418F1604D4B}">
+  <ds:schemaRefs>
+    <ds:schemaRef ds:uri="http://schemas.microsoft.com/sharepoint/v3/contenttype/forms"/>
+  </ds:schemaRefs>
+</ds:datastoreItem>
 </file>